--- a/SEM_5/CN/Lab 5/Lab 5.docx
+++ b/SEM_5/CN/Lab 5/Lab 5.docx
@@ -78,9 +78,9 @@
         </w:rPr>
         <w:lastRenderedPageBreak/>
         <w:drawing>
-          <wp:inline distT="0" distB="0" distL="0" distR="0" wp14:anchorId="5D35DDFA" wp14:editId="327801D4">
-            <wp:extent cx="7546237" cy="10678886"/>
-            <wp:effectExtent l="0" t="0" r="0" b="8255"/>
+          <wp:inline distT="0" distB="0" distL="0" distR="0" wp14:anchorId="5D35DDFA" wp14:editId="6AF07213">
+            <wp:extent cx="7579663" cy="10726178"/>
+            <wp:effectExtent l="0" t="0" r="2540" b="0"/>
             <wp:docPr id="1097953405" name="Picture 2"/>
             <wp:cNvGraphicFramePr>
               <a:graphicFrameLocks xmlns:a="http://schemas.openxmlformats.org/drawingml/2006/main" noChangeAspect="1"/>
@@ -89,7 +89,7 @@
               <a:graphicData uri="http://schemas.openxmlformats.org/drawingml/2006/picture">
                 <pic:pic xmlns:pic="http://schemas.openxmlformats.org/drawingml/2006/picture">
                   <pic:nvPicPr>
-                    <pic:cNvPr id="1097953405" name="Picture 1097953405"/>
+                    <pic:cNvPr id="1097953405" name="Picture 2"/>
                     <pic:cNvPicPr/>
                   </pic:nvPicPr>
                   <pic:blipFill>
@@ -107,66 +107,7 @@
                   <pic:spPr>
                     <a:xfrm>
                       <a:off x="0" y="0"/>
-                      <a:ext cx="7579663" cy="10726189"/>
-                    </a:xfrm>
-                    <a:prstGeom prst="rect">
-                      <a:avLst/>
-                    </a:prstGeom>
-                  </pic:spPr>
-                </pic:pic>
-              </a:graphicData>
-            </a:graphic>
-          </wp:inline>
-        </w:drawing>
-      </w:r>
-    </w:p>
-    <w:p>
-      <w:pPr>
-        <w:rPr>
-          <w:rFonts w:ascii="Cambria" w:hAnsi="Cambria"/>
-          <w:sz w:val="24"/>
-          <w:szCs w:val="24"/>
-        </w:rPr>
-      </w:pPr>
-      <w:r>
-        <w:rPr>
-          <w:rFonts w:ascii="Cambria" w:hAnsi="Cambria"/>
-          <w:noProof/>
-          <w:sz w:val="24"/>
-          <w:szCs w:val="24"/>
-        </w:rPr>
-        <w:lastRenderedPageBreak/>
-        <w:drawing>
-          <wp:inline distT="0" distB="0" distL="0" distR="0" wp14:anchorId="4F4296F5" wp14:editId="45FDBE3D">
-            <wp:extent cx="7555230" cy="10692130"/>
-            <wp:effectExtent l="0" t="0" r="7620" b="0"/>
-            <wp:docPr id="179209452" name="Picture 4"/>
-            <wp:cNvGraphicFramePr>
-              <a:graphicFrameLocks xmlns:a="http://schemas.openxmlformats.org/drawingml/2006/main" noChangeAspect="1"/>
-            </wp:cNvGraphicFramePr>
-            <a:graphic xmlns:a="http://schemas.openxmlformats.org/drawingml/2006/main">
-              <a:graphicData uri="http://schemas.openxmlformats.org/drawingml/2006/picture">
-                <pic:pic xmlns:pic="http://schemas.openxmlformats.org/drawingml/2006/picture">
-                  <pic:nvPicPr>
-                    <pic:cNvPr id="179209452" name="Picture 179209452"/>
-                    <pic:cNvPicPr/>
-                  </pic:nvPicPr>
-                  <pic:blipFill>
-                    <a:blip r:embed="rId9" cstate="print">
-                      <a:extLst>
-                        <a:ext uri="{28A0092B-C50C-407E-A947-70E740481C1C}">
-                          <a14:useLocalDpi xmlns:a14="http://schemas.microsoft.com/office/drawing/2010/main" val="0"/>
-                        </a:ext>
-                      </a:extLst>
-                    </a:blip>
-                    <a:stretch>
-                      <a:fillRect/>
-                    </a:stretch>
-                  </pic:blipFill>
-                  <pic:spPr>
-                    <a:xfrm>
-                      <a:off x="0" y="0"/>
-                      <a:ext cx="7555230" cy="10692130"/>
+                      <a:ext cx="7579663" cy="10726178"/>
                     </a:xfrm>
                     <a:prstGeom prst="rect">
                       <a:avLst/>
